--- a/zanyatiya/Zanyatie_03_Praktika2_Pasport_Blank.docx
+++ b/zanyatiya/Zanyatie_03_Praktika2_Pasport_Blank.docx
@@ -19,9 +19,9 @@
     <w:p>
       <w:pPr>
         <w:pBdr>
-          <w:bottom w:val="single" w:color="1A1A1A" w:sz="10" w:space="5"/>
+          <w:bottom w:val="single" w:color="005AAA" w:sz="10" w:space="5"/>
         </w:pBdr>
-        <w:spacing w:after="80"/>
+        <w:spacing w:after="60"/>
       </w:pPr>
       <w:r>
         <w:rPr>
@@ -37,6 +37,22 @@
     </w:p>
     <w:p>
       <w:pPr>
+        <w:spacing w:after="60" w:before="0" w:line="264"/>
+      </w:pPr>
+      <w:r>
+        <w:rPr>
+          <w:rFonts w:ascii="Arial" w:cs="Arial" w:eastAsia="Arial" w:hAnsi="Arial"/>
+          <w:i/>
+          <w:iCs/>
+          <w:color w:val="6E6E6E"/>
+          <w:sz w:val="15"/>
+          <w:szCs w:val="15"/>
+        </w:rPr>
+        <w:t xml:space="preserve">Устав проекта (project charter) — документ, изданный инициатором или спонсором проекта, официально авторизующий существование проекта и предоставляющий руководителю проекта полномочия использовать ресурсы организации. Источник: PMBOK Guide, Project Management Institute.</w:t>
+      </w:r>
+    </w:p>
+    <w:p>
+      <w:pPr>
         <w:spacing w:after="120" w:before="0" w:line="264"/>
       </w:pPr>
       <w:r>
@@ -54,7 +70,7 @@
     <w:p>
       <w:pPr>
         <w:pBdr>
-          <w:bottom w:val="single" w:color="1A1A1A" w:sz="6" w:space="3"/>
+          <w:bottom w:val="single" w:color="005AAA" w:sz="6" w:space="3"/>
         </w:pBdr>
         <w:spacing w:after="55" w:before="190"/>
       </w:pPr>
@@ -63,7 +79,7 @@
           <w:rFonts w:ascii="Arial" w:cs="Arial" w:eastAsia="Arial" w:hAnsi="Arial"/>
           <w:b/>
           <w:bCs/>
-          <w:color w:val="000000"/>
+          <w:color w:val="005AAA"/>
           <w:sz w:val="21"/>
           <w:szCs w:val="21"/>
         </w:rPr>
@@ -146,7 +162,7 @@
     <w:p>
       <w:pPr>
         <w:pBdr>
-          <w:bottom w:val="single" w:color="1A1A1A" w:sz="6" w:space="3"/>
+          <w:bottom w:val="single" w:color="005AAA" w:sz="6" w:space="3"/>
         </w:pBdr>
         <w:spacing w:after="55" w:before="190"/>
       </w:pPr>
@@ -155,7 +171,7 @@
           <w:rFonts w:ascii="Arial" w:cs="Arial" w:eastAsia="Arial" w:hAnsi="Arial"/>
           <w:b/>
           <w:bCs/>
-          <w:color w:val="000000"/>
+          <w:color w:val="005AAA"/>
           <w:sz w:val="21"/>
           <w:szCs w:val="21"/>
         </w:rPr>
@@ -197,7 +213,7 @@
         <w:tc>
           <w:tcPr>
             <w:tcW w:type="pct" w:w="24%"/>
-            <w:shd w:fill="3D3D3D" w:val="clear"/>
+            <w:shd w:fill="005AAA" w:val="clear"/>
             <w:tcMar>
               <w:top w:type="dxa" w:w="85"/>
               <w:left w:type="dxa" w:w="105"/>
@@ -229,7 +245,7 @@
         <w:tc>
           <w:tcPr>
             <w:tcW w:type="pct" w:w="26%"/>
-            <w:shd w:fill="3D3D3D" w:val="clear"/>
+            <w:shd w:fill="005AAA" w:val="clear"/>
             <w:tcMar>
               <w:top w:type="dxa" w:w="85"/>
               <w:left w:type="dxa" w:w="105"/>
@@ -261,7 +277,7 @@
         <w:tc>
           <w:tcPr>
             <w:tcW w:type="pct" w:w="50%"/>
-            <w:shd w:fill="3D3D3D" w:val="clear"/>
+            <w:shd w:fill="005AAA" w:val="clear"/>
             <w:tcMar>
               <w:top w:type="dxa" w:w="85"/>
               <w:left w:type="dxa" w:w="105"/>
@@ -663,7 +679,7 @@
     <w:p>
       <w:pPr>
         <w:pBdr>
-          <w:bottom w:val="single" w:color="1A1A1A" w:sz="6" w:space="3"/>
+          <w:bottom w:val="single" w:color="005AAA" w:sz="6" w:space="3"/>
         </w:pBdr>
         <w:spacing w:after="55" w:before="190"/>
       </w:pPr>
@@ -672,7 +688,7 @@
           <w:rFonts w:ascii="Arial" w:cs="Arial" w:eastAsia="Arial" w:hAnsi="Arial"/>
           <w:b/>
           <w:bCs/>
-          <w:color w:val="000000"/>
+          <w:color w:val="005AAA"/>
           <w:sz w:val="21"/>
           <w:szCs w:val="21"/>
         </w:rPr>
@@ -825,7 +841,7 @@
     <w:p>
       <w:pPr>
         <w:pBdr>
-          <w:bottom w:val="single" w:color="1A1A1A" w:sz="6" w:space="3"/>
+          <w:bottom w:val="single" w:color="005AAA" w:sz="6" w:space="3"/>
         </w:pBdr>
         <w:spacing w:after="55" w:before="190"/>
       </w:pPr>
@@ -834,7 +850,7 @@
           <w:rFonts w:ascii="Arial" w:cs="Arial" w:eastAsia="Arial" w:hAnsi="Arial"/>
           <w:b/>
           <w:bCs/>
-          <w:color w:val="000000"/>
+          <w:color w:val="005AAA"/>
           <w:sz w:val="21"/>
           <w:szCs w:val="21"/>
         </w:rPr>
@@ -992,7 +1008,7 @@
     <w:p>
       <w:pPr>
         <w:pBdr>
-          <w:bottom w:val="single" w:color="1A1A1A" w:sz="6" w:space="3"/>
+          <w:bottom w:val="single" w:color="005AAA" w:sz="6" w:space="3"/>
         </w:pBdr>
         <w:spacing w:after="55" w:before="190"/>
       </w:pPr>
@@ -1001,7 +1017,7 @@
           <w:rFonts w:ascii="Arial" w:cs="Arial" w:eastAsia="Arial" w:hAnsi="Arial"/>
           <w:b/>
           <w:bCs/>
-          <w:color w:val="000000"/>
+          <w:color w:val="005AAA"/>
           <w:sz w:val="21"/>
           <w:szCs w:val="21"/>
         </w:rPr>
@@ -1054,7 +1070,7 @@
         <w:tc>
           <w:tcPr>
             <w:tcW w:type="pct" w:w="26%"/>
-            <w:shd w:fill="3D3D3D" w:val="clear"/>
+            <w:shd w:fill="005AAA" w:val="clear"/>
             <w:tcMar>
               <w:top w:type="dxa" w:w="85"/>
               <w:left w:type="dxa" w:w="105"/>
@@ -1086,7 +1102,7 @@
         <w:tc>
           <w:tcPr>
             <w:tcW w:type="pct" w:w="37%"/>
-            <w:shd w:fill="3D3D3D" w:val="clear"/>
+            <w:shd w:fill="005AAA" w:val="clear"/>
             <w:tcMar>
               <w:top w:type="dxa" w:w="85"/>
               <w:left w:type="dxa" w:w="105"/>
@@ -1118,7 +1134,7 @@
         <w:tc>
           <w:tcPr>
             <w:tcW w:type="pct" w:w="37%"/>
-            <w:shd w:fill="3D3D3D" w:val="clear"/>
+            <w:shd w:fill="005AAA" w:val="clear"/>
             <w:tcMar>
               <w:top w:type="dxa" w:w="85"/>
               <w:left w:type="dxa" w:w="105"/>
@@ -1428,7 +1444,7 @@
     <w:p>
       <w:pPr>
         <w:pBdr>
-          <w:bottom w:val="single" w:color="1A1A1A" w:sz="6" w:space="3"/>
+          <w:bottom w:val="single" w:color="005AAA" w:sz="6" w:space="3"/>
         </w:pBdr>
         <w:spacing w:after="55" w:before="190"/>
       </w:pPr>
@@ -1437,7 +1453,7 @@
           <w:rFonts w:ascii="Arial" w:cs="Arial" w:eastAsia="Arial" w:hAnsi="Arial"/>
           <w:b/>
           <w:bCs/>
-          <w:color w:val="000000"/>
+          <w:color w:val="005AAA"/>
           <w:sz w:val="21"/>
           <w:szCs w:val="21"/>
         </w:rPr>
@@ -1478,7 +1494,7 @@
         <w:tc>
           <w:tcPr>
             <w:tcW w:type="pct" w:w="26%"/>
-            <w:shd w:fill="3D3D3D" w:val="clear"/>
+            <w:shd w:fill="005AAA" w:val="clear"/>
             <w:tcMar>
               <w:top w:type="dxa" w:w="85"/>
               <w:left w:type="dxa" w:w="105"/>
@@ -1510,7 +1526,7 @@
         <w:tc>
           <w:tcPr>
             <w:tcW w:type="pct" w:w="74%"/>
-            <w:shd w:fill="3D3D3D" w:val="clear"/>
+            <w:shd w:fill="005AAA" w:val="clear"/>
             <w:tcMar>
               <w:top w:type="dxa" w:w="85"/>
               <w:left w:type="dxa" w:w="105"/>
@@ -1733,7 +1749,7 @@
     <w:p>
       <w:pPr>
         <w:pBdr>
-          <w:bottom w:val="single" w:color="1A1A1A" w:sz="6" w:space="3"/>
+          <w:bottom w:val="single" w:color="005AAA" w:sz="6" w:space="3"/>
         </w:pBdr>
         <w:spacing w:after="55" w:before="190"/>
       </w:pPr>
@@ -1742,7 +1758,7 @@
           <w:rFonts w:ascii="Arial" w:cs="Arial" w:eastAsia="Arial" w:hAnsi="Arial"/>
           <w:b/>
           <w:bCs/>
-          <w:color w:val="000000"/>
+          <w:color w:val="005AAA"/>
           <w:sz w:val="21"/>
           <w:szCs w:val="21"/>
         </w:rPr>
@@ -1784,7 +1800,7 @@
         <w:tc>
           <w:tcPr>
             <w:tcW w:type="pct" w:w="34%"/>
-            <w:shd w:fill="3D3D3D" w:val="clear"/>
+            <w:shd w:fill="005AAA" w:val="clear"/>
             <w:tcMar>
               <w:top w:type="dxa" w:w="85"/>
               <w:left w:type="dxa" w:w="105"/>
@@ -1816,7 +1832,7 @@
         <w:tc>
           <w:tcPr>
             <w:tcW w:type="pct" w:w="13%"/>
-            <w:shd w:fill="3D3D3D" w:val="clear"/>
+            <w:shd w:fill="005AAA" w:val="clear"/>
             <w:tcMar>
               <w:top w:type="dxa" w:w="85"/>
               <w:left w:type="dxa" w:w="105"/>
@@ -1867,7 +1883,7 @@
         <w:tc>
           <w:tcPr>
             <w:tcW w:type="pct" w:w="53%"/>
-            <w:shd w:fill="3D3D3D" w:val="clear"/>
+            <w:shd w:fill="005AAA" w:val="clear"/>
             <w:tcMar>
               <w:top w:type="dxa" w:w="85"/>
               <w:left w:type="dxa" w:w="105"/>
@@ -2294,7 +2310,7 @@
     <w:p>
       <w:pPr>
         <w:pBdr>
-          <w:bottom w:val="single" w:color="1A1A1A" w:sz="6" w:space="3"/>
+          <w:bottom w:val="single" w:color="005AAA" w:sz="6" w:space="3"/>
         </w:pBdr>
         <w:spacing w:after="55" w:before="190"/>
       </w:pPr>
@@ -2303,7 +2319,7 @@
           <w:rFonts w:ascii="Arial" w:cs="Arial" w:eastAsia="Arial" w:hAnsi="Arial"/>
           <w:b/>
           <w:bCs/>
-          <w:color w:val="000000"/>
+          <w:color w:val="005AAA"/>
           <w:sz w:val="21"/>
           <w:szCs w:val="21"/>
         </w:rPr>
@@ -2344,7 +2360,7 @@
         <w:tc>
           <w:tcPr>
             <w:tcW w:type="pct" w:w="16%"/>
-            <w:shd w:fill="3D3D3D" w:val="clear"/>
+            <w:shd w:fill="005AAA" w:val="clear"/>
             <w:tcMar>
               <w:top w:type="dxa" w:w="85"/>
               <w:left w:type="dxa" w:w="105"/>
@@ -2376,7 +2392,7 @@
         <w:tc>
           <w:tcPr>
             <w:tcW w:type="pct" w:w="84%"/>
-            <w:shd w:fill="3D3D3D" w:val="clear"/>
+            <w:shd w:fill="005AAA" w:val="clear"/>
             <w:tcMar>
               <w:top w:type="dxa" w:w="85"/>
               <w:left w:type="dxa" w:w="105"/>
@@ -2666,7 +2682,7 @@
     <w:p>
       <w:pPr>
         <w:pBdr>
-          <w:bottom w:val="single" w:color="1A1A1A" w:sz="6" w:space="3"/>
+          <w:bottom w:val="single" w:color="005AAA" w:sz="6" w:space="3"/>
         </w:pBdr>
         <w:spacing w:after="55" w:before="190"/>
       </w:pPr>
@@ -2675,7 +2691,7 @@
           <w:rFonts w:ascii="Arial" w:cs="Arial" w:eastAsia="Arial" w:hAnsi="Arial"/>
           <w:b/>
           <w:bCs/>
-          <w:color w:val="000000"/>
+          <w:color w:val="005AAA"/>
           <w:sz w:val="21"/>
           <w:szCs w:val="21"/>
         </w:rPr>
@@ -2980,7 +2996,7 @@
     <w:p>
       <w:pPr>
         <w:pBdr>
-          <w:bottom w:val="single" w:color="1A1A1A" w:sz="6" w:space="3"/>
+          <w:bottom w:val="single" w:color="005AAA" w:sz="6" w:space="3"/>
         </w:pBdr>
         <w:spacing w:after="55" w:before="190"/>
       </w:pPr>
@@ -2989,7 +3005,7 @@
           <w:rFonts w:ascii="Arial" w:cs="Arial" w:eastAsia="Arial" w:hAnsi="Arial"/>
           <w:b/>
           <w:bCs/>
-          <w:color w:val="000000"/>
+          <w:color w:val="005AAA"/>
           <w:sz w:val="21"/>
           <w:szCs w:val="21"/>
         </w:rPr>
@@ -3107,7 +3123,7 @@
     <w:p>
       <w:pPr>
         <w:pBdr>
-          <w:bottom w:val="single" w:color="1A1A1A" w:sz="6" w:space="3"/>
+          <w:bottom w:val="single" w:color="005AAA" w:sz="6" w:space="3"/>
         </w:pBdr>
         <w:spacing w:after="55" w:before="190"/>
       </w:pPr>
@@ -3116,7 +3132,7 @@
           <w:rFonts w:ascii="Arial" w:cs="Arial" w:eastAsia="Arial" w:hAnsi="Arial"/>
           <w:b/>
           <w:bCs/>
-          <w:color w:val="000000"/>
+          <w:color w:val="005AAA"/>
           <w:sz w:val="21"/>
           <w:szCs w:val="21"/>
         </w:rPr>
@@ -3271,7 +3287,7 @@
         <w:tc>
           <w:tcPr>
             <w:tcW w:type="pct" w:w="46%"/>
-            <w:shd w:fill="3D3D3D" w:val="clear"/>
+            <w:shd w:fill="005AAA" w:val="clear"/>
             <w:tcMar>
               <w:top w:type="dxa" w:w="85"/>
               <w:left w:type="dxa" w:w="105"/>
@@ -3303,7 +3319,7 @@
         <w:tc>
           <w:tcPr>
             <w:tcW w:type="pct" w:w="34%"/>
-            <w:shd w:fill="3D3D3D" w:val="clear"/>
+            <w:shd w:fill="005AAA" w:val="clear"/>
             <w:tcMar>
               <w:top w:type="dxa" w:w="85"/>
               <w:left w:type="dxa" w:w="105"/>
@@ -3335,7 +3351,7 @@
         <w:tc>
           <w:tcPr>
             <w:tcW w:type="pct" w:w="20%"/>
-            <w:shd w:fill="3D3D3D" w:val="clear"/>
+            <w:shd w:fill="005AAA" w:val="clear"/>
             <w:tcMar>
               <w:top w:type="dxa" w:w="85"/>
               <w:left w:type="dxa" w:w="105"/>
@@ -3787,7 +3803,7 @@
         <w:tc>
           <w:tcPr>
             <w:tcW w:type="pct" w:w="38%"/>
-            <w:shd w:fill="3D3D3D" w:val="clear"/>
+            <w:shd w:fill="005AAA" w:val="clear"/>
             <w:tcMar>
               <w:top w:type="dxa" w:w="85"/>
               <w:left w:type="dxa" w:w="105"/>
@@ -3819,7 +3835,7 @@
         <w:tc>
           <w:tcPr>
             <w:tcW w:type="pct" w:w="62%"/>
-            <w:shd w:fill="3D3D3D" w:val="clear"/>
+            <w:shd w:fill="005AAA" w:val="clear"/>
             <w:tcMar>
               <w:top w:type="dxa" w:w="85"/>
               <w:left w:type="dxa" w:w="105"/>
